--- a/QTQLĐT&HTQT03/QTQLĐT&HTQT03BM42.docx
+++ b/QTQLĐT&HTQT03/QTQLĐT&HTQT03BM42.docx
@@ -1,8 +1,946 @@
 
 <file path=word/document.xml><?xml version="1.0" encoding="utf-8"?>
-<w:document xmlns:wpc="http://schemas.microsoft.com/office/word/2010/wordprocessingCanvas" xmlns:cx="http://schemas.microsoft.com/office/drawing/2014/chartex" xmlns:cx1="http://schemas.microsoft.com/office/drawing/2015/9/8/chartex" xmlns:cx2="http://schemas.microsoft.com/office/drawing/2015/10/21/chartex" xmlns:cx3="http://schemas.microsoft.com/office/drawing/2016/5/9/chartex" xmlns:cx4="http://schemas.microsoft.com/office/drawing/2016/5/10/chartex" xmlns:cx5="http://schemas.microsoft.com/office/drawing/2016/5/11/chartex" xmlns:cx6="http://schemas.microsoft.com/office/drawing/2016/5/12/chartex" xmlns:cx7="http://schemas.microsoft.com/office/drawing/2016/5/13/chartex" xmlns:cx8="http://schemas.microsoft.com/office/drawing/2016/5/14/chartex" xmlns:mc="http://schemas.openxmlformats.org/markup-compatibility/2006" xmlns:aink="http://schemas.microsoft.com/office/drawing/2016/ink" xmlns:am3d="http://schemas.microsoft.com/office/drawing/2017/model3d" xmlns:o="urn:schemas-microsoft-com:office:office" xmlns:oel="http://schemas.microsoft.com/office/2019/extlst" xmlns:r="http://schemas.openxmlformats.org/officeDocument/2006/relationships" xmlns:m="http://schemas.openxmlformats.org/officeDocument/2006/math" xmlns:v="urn:schemas-microsoft-com:vml" xmlns:wp14="http://schemas.microsoft.com/office/word/2010/wordprocessingDrawing" xmlns:wp="http://schemas.openxmlformats.org/drawingml/2006/wordprocessingDrawing" xmlns:w10="urn:schemas-microsoft-com:office:word" xmlns:w="http://schemas.openxmlformats.org/wordprocessingml/2006/main" xmlns:w14="http://schemas.microsoft.com/office/word/2010/wordml" xmlns:w15="http://schemas.microsoft.com/office/word/2012/wordml" xmlns:w16cex="http://schemas.microsoft.com/office/word/2018/wordml/cex" xmlns:w16cid="http://schemas.microsoft.com/office/word/2016/wordml/cid" xmlns:w16="http://schemas.microsoft.com/office/word/2018/wordml" xmlns:w16sdtdh="http://schemas.microsoft.com/office/word/2020/wordml/sdtdatahash" xmlns:w16se="http://schemas.microsoft.com/office/word/2015/wordml/symex" xmlns:wpg="http://schemas.microsoft.com/office/word/2010/wordprocessingGroup" xmlns:wpi="http://schemas.microsoft.com/office/word/2010/wordprocessingInk" xmlns:wne="http://schemas.microsoft.com/office/word/2006/wordml" xmlns:wps="http://schemas.microsoft.com/office/word/2010/wordprocessingShape" mc:Ignorable="w14 w15 w16se w16cid w16 w16cex w16sdtdh wp14">
+<w:document xmlns:wpc="http://schemas.microsoft.com/office/word/2010/wordprocessingCanvas" xmlns:cx="http://schemas.microsoft.com/office/drawing/2014/chartex" xmlns:cx1="http://schemas.microsoft.com/office/drawing/2015/9/8/chartex" xmlns:cx2="http://schemas.microsoft.com/office/drawing/2015/10/21/chartex" xmlns:cx3="http://schemas.microsoft.com/office/drawing/2016/5/9/chartex" xmlns:cx4="http://schemas.microsoft.com/office/drawing/2016/5/10/chartex" xmlns:cx5="http://schemas.microsoft.com/office/drawing/2016/5/11/chartex" xmlns:cx6="http://schemas.microsoft.com/office/drawing/2016/5/12/chartex" xmlns:cx7="http://schemas.microsoft.com/office/drawing/2016/5/13/chartex" xmlns:cx8="http://schemas.microsoft.com/office/drawing/2016/5/14/chartex" xmlns:mc="http://schemas.openxmlformats.org/markup-compatibility/2006" xmlns:aink="http://schemas.microsoft.com/office/drawing/2016/ink" xmlns:am3d="http://schemas.microsoft.com/office/drawing/2017/model3d" xmlns:o="urn:schemas-microsoft-com:office:office" xmlns:oel="http://schemas.microsoft.com/office/2019/extlst" xmlns:r="http://schemas.openxmlformats.org/officeDocument/2006/relationships" xmlns:m="http://schemas.openxmlformats.org/officeDocument/2006/math" xmlns:v="urn:schemas-microsoft-com:vml" xmlns:wp14="http://schemas.microsoft.com/office/word/2010/wordprocessingDrawing" xmlns:wp="http://schemas.openxmlformats.org/drawingml/2006/wordprocessingDrawing" xmlns:w10="urn:schemas-microsoft-com:office:word" xmlns:w="http://schemas.openxmlformats.org/wordprocessingml/2006/main" xmlns:w14="http://schemas.microsoft.com/office/word/2010/wordml" xmlns:w15="http://schemas.microsoft.com/office/word/2012/wordml" xmlns:w16cex="http://schemas.microsoft.com/office/word/2018/wordml/cex" xmlns:w16cid="http://schemas.microsoft.com/office/word/2016/wordml/cid" xmlns:w16="http://schemas.microsoft.com/office/word/2018/wordml" xmlns:w16du="http://schemas.microsoft.com/office/word/2023/wordml/word16du" xmlns:w16sdtdh="http://schemas.microsoft.com/office/word/2020/wordml/sdtdatahash" xmlns:w16sdtfl="http://schemas.microsoft.com/office/word/2024/wordml/sdtformatlock" xmlns:w16se="http://schemas.microsoft.com/office/word/2015/wordml/symex" xmlns:wpg="http://schemas.microsoft.com/office/word/2010/wordprocessingGroup" xmlns:wpi="http://schemas.microsoft.com/office/word/2010/wordprocessingInk" xmlns:wne="http://schemas.microsoft.com/office/word/2006/wordml" xmlns:wps="http://schemas.microsoft.com/office/word/2010/wordprocessingShape" mc:Ignorable="w14 w15 w16se w16cid w16 w16cex w16sdtdh w16sdtfl w16du wp14">
   <w:body>
-    <w:p/>
+    <w:p>
+      <w:pPr>
+        <w:shd w:val="clear" w:color="auto" w:fill="FFFFFF" w:themeFill="background1"/>
+        <w:spacing w:after="0"/>
+        <w:jc w:val="center"/>
+        <w:rPr>
+          <w:b/>
+          <w:bCs/>
+          <w:color w:val="000000" w:themeColor="text1"/>
+          <w:lang w:val="vi-VN"/>
+        </w:rPr>
+      </w:pPr>
+      <w:r>
+        <w:rPr>
+          <w:b/>
+          <w:bCs/>
+          <w:color w:val="000000" w:themeColor="text1"/>
+          <w:lang w:val="vi-VN"/>
+        </w:rPr>
+        <w:t>CỘNG HÒA XÃ HỘI CHỦ NGHĨA VIỆT NAM</w:t>
+      </w:r>
+    </w:p>
+    <w:p>
+      <w:pPr>
+        <w:shd w:val="clear" w:color="auto" w:fill="FFFFFF" w:themeFill="background1"/>
+        <w:spacing w:after="0"/>
+        <w:jc w:val="center"/>
+        <w:rPr>
+          <w:b/>
+          <w:bCs/>
+          <w:color w:val="000000" w:themeColor="text1"/>
+        </w:rPr>
+      </w:pPr>
+      <w:r>
+        <w:rPr>
+          <w:b/>
+          <w:bCs/>
+          <w:color w:val="000000" w:themeColor="text1"/>
+        </w:rPr>
+        <w:t>Độc lập - Tự do - Hạnh phúc</w:t>
+      </w:r>
+    </w:p>
+    <w:p>
+      <w:pPr>
+        <w:shd w:val="clear" w:color="auto" w:fill="FFFFFF" w:themeFill="background1"/>
+        <w:spacing w:before="240" w:after="0" w:line="324" w:lineRule="auto"/>
+        <w:jc w:val="center"/>
+        <w:rPr>
+          <w:b/>
+          <w:bCs/>
+          <w:color w:val="000000" w:themeColor="text1"/>
+          <w:sz w:val="26"/>
+          <w:szCs w:val="26"/>
+        </w:rPr>
+      </w:pPr>
+      <w:r>
+        <w:rPr>
+          <w:b/>
+          <w:bCs/>
+          <w:noProof/>
+          <w:color w:val="000000" w:themeColor="text1"/>
+        </w:rPr>
+        <mc:AlternateContent>
+          <mc:Choice Requires="wps">
+            <w:drawing>
+              <wp:anchor distT="0" distB="0" distL="114300" distR="114300" simplePos="0" relativeHeight="251660288" behindDoc="0" locked="0" layoutInCell="1" allowOverlap="1" wp14:anchorId="0F08DCA7" wp14:editId="6205B86D">
+                <wp:simplePos x="0" y="0"/>
+                <wp:positionH relativeFrom="column">
+                  <wp:posOffset>1748790</wp:posOffset>
+                </wp:positionH>
+                <wp:positionV relativeFrom="paragraph">
+                  <wp:posOffset>23495</wp:posOffset>
+                </wp:positionV>
+                <wp:extent cx="2247900" cy="0"/>
+                <wp:effectExtent l="0" t="0" r="19050" b="19050"/>
+                <wp:wrapNone/>
+                <wp:docPr id="55" name="Straight Connector 55"/>
+                <wp:cNvGraphicFramePr/>
+                <a:graphic xmlns:a="http://schemas.openxmlformats.org/drawingml/2006/main">
+                  <a:graphicData uri="http://schemas.microsoft.com/office/word/2010/wordprocessingShape">
+                    <wps:wsp>
+                      <wps:cNvCnPr/>
+                      <wps:spPr>
+                        <a:xfrm>
+                          <a:off x="0" y="0"/>
+                          <a:ext cx="2247900" cy="0"/>
+                        </a:xfrm>
+                        <a:prstGeom prst="line">
+                          <a:avLst/>
+                        </a:prstGeom>
+                      </wps:spPr>
+                      <wps:style>
+                        <a:lnRef idx="1">
+                          <a:schemeClr val="accent1"/>
+                        </a:lnRef>
+                        <a:fillRef idx="0">
+                          <a:schemeClr val="accent1"/>
+                        </a:fillRef>
+                        <a:effectRef idx="0">
+                          <a:schemeClr val="accent1"/>
+                        </a:effectRef>
+                        <a:fontRef idx="minor">
+                          <a:schemeClr val="tx1"/>
+                        </a:fontRef>
+                      </wps:style>
+                      <wps:bodyPr/>
+                    </wps:wsp>
+                  </a:graphicData>
+                </a:graphic>
+              </wp:anchor>
+            </w:drawing>
+          </mc:Choice>
+          <mc:Fallback>
+            <w:pict>
+              <v:line w14:anchorId="7B9FA8D4" id="Straight Connector 55" o:spid="_x0000_s1026" style="position:absolute;z-index:251660288;visibility:visible;mso-wrap-style:square;mso-wrap-distance-left:9pt;mso-wrap-distance-top:0;mso-wrap-distance-right:9pt;mso-wrap-distance-bottom:0;mso-position-horizontal:absolute;mso-position-horizontal-relative:text;mso-position-vertical:absolute;mso-position-vertical-relative:text" from="137.7pt,1.85pt" to="314.7pt,1.85pt" o:gfxdata="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" strokecolor="#156082 [3204]" strokeweight=".5pt">
+                <v:stroke joinstyle="miter"/>
+              </v:line>
+            </w:pict>
+          </mc:Fallback>
+        </mc:AlternateContent>
+      </w:r>
+      <w:proofErr w:type="gramStart"/>
+      <w:r>
+        <w:rPr>
+          <w:b/>
+          <w:bCs/>
+          <w:color w:val="000000" w:themeColor="text1"/>
+          <w:sz w:val="12"/>
+          <w:szCs w:val="12"/>
+        </w:rPr>
+        <w:t>.</w:t>
+      </w:r>
+      <w:r>
+        <w:rPr>
+          <w:b/>
+          <w:bCs/>
+          <w:color w:val="000000" w:themeColor="text1"/>
+          <w:sz w:val="26"/>
+          <w:szCs w:val="26"/>
+        </w:rPr>
+        <w:t>ĐƠN</w:t>
+      </w:r>
+      <w:proofErr w:type="gramEnd"/>
+      <w:r>
+        <w:rPr>
+          <w:b/>
+          <w:bCs/>
+          <w:color w:val="000000" w:themeColor="text1"/>
+          <w:sz w:val="26"/>
+          <w:szCs w:val="26"/>
+        </w:rPr>
+        <w:t xml:space="preserve"> XIN ĐI NƯỚC NGOÀI</w:t>
+      </w:r>
+    </w:p>
+    <w:p>
+      <w:pPr>
+        <w:shd w:val="clear" w:color="auto" w:fill="FFFFFF" w:themeFill="background1"/>
+        <w:spacing w:after="0" w:line="324" w:lineRule="auto"/>
+        <w:jc w:val="center"/>
+        <w:rPr>
+          <w:color w:val="000000" w:themeColor="text1"/>
+          <w:sz w:val="26"/>
+          <w:szCs w:val="26"/>
+          <w:lang w:val="vi-VN"/>
+        </w:rPr>
+      </w:pPr>
+      <w:r>
+        <w:rPr>
+          <w:color w:val="000000" w:themeColor="text1"/>
+          <w:sz w:val="26"/>
+          <w:szCs w:val="26"/>
+        </w:rPr>
+        <w:t>Kính gửi: Đảng ủy Bệnh</w:t>
+      </w:r>
+      <w:r>
+        <w:rPr>
+          <w:color w:val="000000" w:themeColor="text1"/>
+          <w:sz w:val="26"/>
+          <w:szCs w:val="26"/>
+          <w:lang w:val="vi-VN"/>
+        </w:rPr>
+        <w:t xml:space="preserve"> viện Phụ sản Trung ương </w:t>
+      </w:r>
+    </w:p>
+    <w:p>
+      <w:pPr>
+        <w:shd w:val="clear" w:color="auto" w:fill="FFFFFF" w:themeFill="background1"/>
+        <w:spacing w:after="0" w:line="324" w:lineRule="auto"/>
+        <w:jc w:val="center"/>
+        <w:rPr>
+          <w:color w:val="000000" w:themeColor="text1"/>
+          <w:sz w:val="26"/>
+          <w:szCs w:val="26"/>
+          <w:lang w:val="vi-VN"/>
+        </w:rPr>
+      </w:pPr>
+      <w:r>
+        <w:rPr>
+          <w:color w:val="000000" w:themeColor="text1"/>
+          <w:sz w:val="26"/>
+          <w:szCs w:val="26"/>
+        </w:rPr>
+        <w:t xml:space="preserve"> Cấp ủy chi bộ </w:t>
+      </w:r>
+      <w:r>
+        <w:rPr>
+          <w:color w:val="000000" w:themeColor="text1"/>
+          <w:sz w:val="26"/>
+          <w:szCs w:val="26"/>
+        </w:rPr>
+        <w:t>[[CapChiHuyBo]]</w:t>
+      </w:r>
+    </w:p>
+    <w:p>
+      <w:pPr>
+        <w:shd w:val="clear" w:color="auto" w:fill="FFFFFF" w:themeFill="background1"/>
+        <w:spacing w:after="0"/>
+        <w:rPr>
+          <w:color w:val="000000" w:themeColor="text1"/>
+          <w:lang w:val="vi-VN"/>
+        </w:rPr>
+      </w:pPr>
+    </w:p>
+    <w:p>
+      <w:pPr>
+        <w:pStyle w:val="ListParagraph"/>
+        <w:numPr>
+          <w:ilvl w:val="0"/>
+          <w:numId w:val="1"/>
+        </w:numPr>
+        <w:shd w:val="clear" w:color="auto" w:fill="FFFFFF" w:themeFill="background1"/>
+        <w:tabs>
+          <w:tab w:val="left" w:pos="142"/>
+        </w:tabs>
+        <w:spacing w:after="0" w:line="312" w:lineRule="auto"/>
+        <w:ind w:left="0" w:firstLine="567"/>
+        <w:rPr>
+          <w:color w:val="000000" w:themeColor="text1"/>
+          <w:sz w:val="26"/>
+          <w:szCs w:val="26"/>
+        </w:rPr>
+      </w:pPr>
+      <w:r>
+        <w:rPr>
+          <w:color w:val="000000" w:themeColor="text1"/>
+          <w:sz w:val="26"/>
+          <w:szCs w:val="26"/>
+        </w:rPr>
+        <w:t xml:space="preserve">Tôi tên là: </w:t>
+      </w:r>
+      <w:r>
+        <w:rPr>
+          <w:color w:val="000000" w:themeColor="text1"/>
+          <w:sz w:val="26"/>
+          <w:szCs w:val="26"/>
+        </w:rPr>
+        <w:t>[[</w:t>
+      </w:r>
+      <w:r>
+        <w:rPr>
+          <w:color w:val="000000" w:themeColor="text1"/>
+          <w:sz w:val="26"/>
+          <w:szCs w:val="26"/>
+        </w:rPr>
+        <w:t>HoTenHV</w:t>
+      </w:r>
+      <w:r>
+        <w:rPr>
+          <w:color w:val="000000" w:themeColor="text1"/>
+          <w:sz w:val="26"/>
+          <w:szCs w:val="26"/>
+        </w:rPr>
+        <w:t>]]</w:t>
+      </w:r>
+    </w:p>
+    <w:p>
+      <w:pPr>
+        <w:pStyle w:val="ListParagraph"/>
+        <w:numPr>
+          <w:ilvl w:val="0"/>
+          <w:numId w:val="1"/>
+        </w:numPr>
+        <w:shd w:val="clear" w:color="auto" w:fill="FFFFFF" w:themeFill="background1"/>
+        <w:tabs>
+          <w:tab w:val="left" w:pos="142"/>
+        </w:tabs>
+        <w:spacing w:after="0" w:line="312" w:lineRule="auto"/>
+        <w:ind w:left="0" w:firstLine="567"/>
+        <w:rPr>
+          <w:color w:val="000000" w:themeColor="text1"/>
+          <w:sz w:val="26"/>
+          <w:szCs w:val="26"/>
+        </w:rPr>
+      </w:pPr>
+      <w:r>
+        <w:rPr>
+          <w:color w:val="000000" w:themeColor="text1"/>
+          <w:sz w:val="26"/>
+          <w:szCs w:val="26"/>
+        </w:rPr>
+        <w:t xml:space="preserve">Sinh ngày: </w:t>
+      </w:r>
+      <w:r>
+        <w:rPr>
+          <w:color w:val="000000" w:themeColor="text1"/>
+          <w:sz w:val="26"/>
+          <w:szCs w:val="26"/>
+        </w:rPr>
+        <w:t>[[</w:t>
+      </w:r>
+      <w:r>
+        <w:rPr>
+          <w:color w:val="000000" w:themeColor="text1"/>
+          <w:sz w:val="26"/>
+          <w:szCs w:val="26"/>
+        </w:rPr>
+        <w:t>NgaySinhHV</w:t>
+      </w:r>
+      <w:r>
+        <w:rPr>
+          <w:color w:val="000000" w:themeColor="text1"/>
+          <w:sz w:val="26"/>
+          <w:szCs w:val="26"/>
+        </w:rPr>
+        <w:t>]]</w:t>
+      </w:r>
+    </w:p>
+    <w:p>
+      <w:pPr>
+        <w:pStyle w:val="ListParagraph"/>
+        <w:numPr>
+          <w:ilvl w:val="0"/>
+          <w:numId w:val="1"/>
+        </w:numPr>
+        <w:shd w:val="clear" w:color="auto" w:fill="FFFFFF" w:themeFill="background1"/>
+        <w:tabs>
+          <w:tab w:val="left" w:pos="142"/>
+        </w:tabs>
+        <w:spacing w:after="0" w:line="312" w:lineRule="auto"/>
+        <w:ind w:left="0" w:firstLine="567"/>
+        <w:rPr>
+          <w:color w:val="000000" w:themeColor="text1"/>
+          <w:sz w:val="26"/>
+          <w:szCs w:val="26"/>
+        </w:rPr>
+      </w:pPr>
+      <w:r>
+        <w:rPr>
+          <w:color w:val="000000" w:themeColor="text1"/>
+          <w:sz w:val="26"/>
+          <w:szCs w:val="26"/>
+        </w:rPr>
+        <w:t xml:space="preserve">Căn cước công dân số: </w:t>
+      </w:r>
+      <w:r>
+        <w:rPr>
+          <w:color w:val="000000" w:themeColor="text1"/>
+          <w:sz w:val="26"/>
+          <w:szCs w:val="26"/>
+        </w:rPr>
+        <w:t>[[</w:t>
+      </w:r>
+      <w:r>
+        <w:rPr>
+          <w:color w:val="000000" w:themeColor="text1"/>
+          <w:sz w:val="26"/>
+          <w:szCs w:val="26"/>
+        </w:rPr>
+        <w:t>SoCMND_CCCDHV</w:t>
+      </w:r>
+      <w:proofErr w:type="gramStart"/>
+      <w:r>
+        <w:rPr>
+          <w:color w:val="000000" w:themeColor="text1"/>
+          <w:sz w:val="26"/>
+          <w:szCs w:val="26"/>
+        </w:rPr>
+        <w:t>]]</w:t>
+      </w:r>
+      <w:r>
+        <w:rPr>
+          <w:color w:val="000000" w:themeColor="text1"/>
+          <w:sz w:val="26"/>
+          <w:szCs w:val="26"/>
+        </w:rPr>
+        <w:t xml:space="preserve">   </w:t>
+      </w:r>
+      <w:proofErr w:type="gramEnd"/>
+      <w:r>
+        <w:rPr>
+          <w:color w:val="000000" w:themeColor="text1"/>
+          <w:sz w:val="26"/>
+          <w:szCs w:val="26"/>
+        </w:rPr>
+        <w:t xml:space="preserve">Ngày cấp: </w:t>
+      </w:r>
+      <w:r>
+        <w:rPr>
+          <w:color w:val="000000" w:themeColor="text1"/>
+          <w:sz w:val="26"/>
+          <w:szCs w:val="26"/>
+        </w:rPr>
+        <w:t>[[</w:t>
+      </w:r>
+      <w:r>
+        <w:rPr>
+          <w:color w:val="000000" w:themeColor="text1"/>
+          <w:sz w:val="26"/>
+          <w:szCs w:val="26"/>
+        </w:rPr>
+        <w:t>NgayCapHV</w:t>
+      </w:r>
+      <w:proofErr w:type="gramStart"/>
+      <w:r>
+        <w:rPr>
+          <w:color w:val="000000" w:themeColor="text1"/>
+          <w:sz w:val="26"/>
+          <w:szCs w:val="26"/>
+        </w:rPr>
+        <w:t>]]</w:t>
+      </w:r>
+      <w:r>
+        <w:rPr>
+          <w:color w:val="000000" w:themeColor="text1"/>
+          <w:sz w:val="26"/>
+          <w:szCs w:val="26"/>
+        </w:rPr>
+        <w:t xml:space="preserve">   </w:t>
+      </w:r>
+      <w:proofErr w:type="gramEnd"/>
+      <w:r>
+        <w:rPr>
+          <w:color w:val="000000" w:themeColor="text1"/>
+          <w:sz w:val="26"/>
+          <w:szCs w:val="26"/>
+        </w:rPr>
+        <w:t xml:space="preserve">   Nơi cấp: </w:t>
+      </w:r>
+      <w:r>
+        <w:rPr>
+          <w:color w:val="000000" w:themeColor="text1"/>
+          <w:sz w:val="26"/>
+          <w:szCs w:val="26"/>
+        </w:rPr>
+        <w:t>[[</w:t>
+      </w:r>
+      <w:r>
+        <w:rPr>
+          <w:color w:val="000000" w:themeColor="text1"/>
+          <w:sz w:val="26"/>
+          <w:szCs w:val="26"/>
+        </w:rPr>
+        <w:t>NoiCapHV</w:t>
+      </w:r>
+      <w:r>
+        <w:rPr>
+          <w:color w:val="000000" w:themeColor="text1"/>
+          <w:sz w:val="26"/>
+          <w:szCs w:val="26"/>
+        </w:rPr>
+        <w:t>]]</w:t>
+      </w:r>
+    </w:p>
+    <w:p>
+      <w:pPr>
+        <w:pStyle w:val="ListParagraph"/>
+        <w:numPr>
+          <w:ilvl w:val="0"/>
+          <w:numId w:val="1"/>
+        </w:numPr>
+        <w:shd w:val="clear" w:color="auto" w:fill="FFFFFF" w:themeFill="background1"/>
+        <w:tabs>
+          <w:tab w:val="left" w:pos="142"/>
+        </w:tabs>
+        <w:spacing w:after="0" w:line="312" w:lineRule="auto"/>
+        <w:ind w:left="0" w:firstLine="567"/>
+        <w:rPr>
+          <w:color w:val="000000" w:themeColor="text1"/>
+          <w:sz w:val="26"/>
+          <w:szCs w:val="26"/>
+        </w:rPr>
+      </w:pPr>
+      <w:r>
+        <w:rPr>
+          <w:color w:val="000000" w:themeColor="text1"/>
+          <w:sz w:val="26"/>
+          <w:szCs w:val="26"/>
+        </w:rPr>
+        <w:t xml:space="preserve">Ngày vào đảng: </w:t>
+      </w:r>
+      <w:r>
+        <w:rPr>
+          <w:color w:val="000000" w:themeColor="text1"/>
+          <w:sz w:val="26"/>
+          <w:szCs w:val="26"/>
+        </w:rPr>
+        <w:t xml:space="preserve">[[NgayVaoDang]] </w:t>
+      </w:r>
+      <w:r>
+        <w:rPr>
+          <w:color w:val="000000" w:themeColor="text1"/>
+          <w:sz w:val="26"/>
+          <w:szCs w:val="26"/>
+        </w:rPr>
+        <w:t xml:space="preserve">Ngày chính thức: </w:t>
+      </w:r>
+      <w:r>
+        <w:rPr>
+          <w:color w:val="000000" w:themeColor="text1"/>
+          <w:sz w:val="26"/>
+          <w:szCs w:val="26"/>
+        </w:rPr>
+        <w:t>[[NgayChinhThuc]]</w:t>
+      </w:r>
+    </w:p>
+    <w:p>
+      <w:pPr>
+        <w:pStyle w:val="ListParagraph"/>
+        <w:numPr>
+          <w:ilvl w:val="0"/>
+          <w:numId w:val="1"/>
+        </w:numPr>
+        <w:shd w:val="clear" w:color="auto" w:fill="FFFFFF" w:themeFill="background1"/>
+        <w:tabs>
+          <w:tab w:val="left" w:pos="142"/>
+        </w:tabs>
+        <w:spacing w:after="0" w:line="312" w:lineRule="auto"/>
+        <w:ind w:left="0" w:firstLine="567"/>
+        <w:rPr>
+          <w:color w:val="000000" w:themeColor="text1"/>
+          <w:sz w:val="26"/>
+          <w:szCs w:val="26"/>
+        </w:rPr>
+      </w:pPr>
+      <w:r>
+        <w:rPr>
+          <w:color w:val="000000" w:themeColor="text1"/>
+          <w:sz w:val="26"/>
+          <w:szCs w:val="26"/>
+        </w:rPr>
+        <w:t xml:space="preserve">Chức vụ đảng, đoàn thể: </w:t>
+      </w:r>
+      <w:r>
+        <w:rPr>
+          <w:color w:val="000000" w:themeColor="text1"/>
+          <w:sz w:val="26"/>
+          <w:szCs w:val="26"/>
+        </w:rPr>
+        <w:t>[[ChucVuDang]]</w:t>
+      </w:r>
+    </w:p>
+    <w:p>
+      <w:pPr>
+        <w:pStyle w:val="ListParagraph"/>
+        <w:numPr>
+          <w:ilvl w:val="0"/>
+          <w:numId w:val="1"/>
+        </w:numPr>
+        <w:shd w:val="clear" w:color="auto" w:fill="FFFFFF" w:themeFill="background1"/>
+        <w:tabs>
+          <w:tab w:val="left" w:pos="142"/>
+        </w:tabs>
+        <w:spacing w:after="0" w:line="312" w:lineRule="auto"/>
+        <w:ind w:left="0" w:firstLine="567"/>
+        <w:rPr>
+          <w:color w:val="000000" w:themeColor="text1"/>
+          <w:sz w:val="26"/>
+          <w:szCs w:val="26"/>
+        </w:rPr>
+      </w:pPr>
+      <w:r>
+        <w:rPr>
+          <w:color w:val="000000" w:themeColor="text1"/>
+          <w:sz w:val="26"/>
+          <w:szCs w:val="26"/>
+        </w:rPr>
+        <w:t xml:space="preserve">Chức vụ chính quyền: </w:t>
+      </w:r>
+      <w:r>
+        <w:rPr>
+          <w:color w:val="000000" w:themeColor="text1"/>
+          <w:sz w:val="26"/>
+          <w:szCs w:val="26"/>
+        </w:rPr>
+        <w:t>[[ChucVuChinhQuyen]]</w:t>
+      </w:r>
+    </w:p>
+    <w:p>
+      <w:pPr>
+        <w:pStyle w:val="ListParagraph"/>
+        <w:numPr>
+          <w:ilvl w:val="0"/>
+          <w:numId w:val="1"/>
+        </w:numPr>
+        <w:shd w:val="clear" w:color="auto" w:fill="FFFFFF" w:themeFill="background1"/>
+        <w:tabs>
+          <w:tab w:val="left" w:pos="142"/>
+        </w:tabs>
+        <w:spacing w:after="0" w:line="312" w:lineRule="auto"/>
+        <w:ind w:left="0" w:firstLine="567"/>
+        <w:rPr>
+          <w:color w:val="000000" w:themeColor="text1"/>
+          <w:sz w:val="26"/>
+          <w:szCs w:val="26"/>
+        </w:rPr>
+      </w:pPr>
+      <w:r>
+        <w:rPr>
+          <w:color w:val="000000" w:themeColor="text1"/>
+          <w:sz w:val="26"/>
+          <w:szCs w:val="26"/>
+        </w:rPr>
+        <w:t xml:space="preserve">Hệ số lương: </w:t>
+      </w:r>
+      <w:r>
+        <w:rPr>
+          <w:color w:val="000000" w:themeColor="text1"/>
+          <w:sz w:val="26"/>
+          <w:szCs w:val="26"/>
+        </w:rPr>
+        <w:t>[[HeSoLuong]]</w:t>
+      </w:r>
+    </w:p>
+    <w:p>
+      <w:pPr>
+        <w:pStyle w:val="ListParagraph"/>
+        <w:numPr>
+          <w:ilvl w:val="0"/>
+          <w:numId w:val="1"/>
+        </w:numPr>
+        <w:shd w:val="clear" w:color="auto" w:fill="FFFFFF" w:themeFill="background1"/>
+        <w:tabs>
+          <w:tab w:val="left" w:pos="142"/>
+        </w:tabs>
+        <w:spacing w:after="0" w:line="312" w:lineRule="auto"/>
+        <w:ind w:left="0" w:firstLine="567"/>
+        <w:rPr>
+          <w:color w:val="000000" w:themeColor="text1"/>
+          <w:sz w:val="26"/>
+          <w:szCs w:val="26"/>
+        </w:rPr>
+      </w:pPr>
+      <w:r>
+        <w:rPr>
+          <w:color w:val="000000" w:themeColor="text1"/>
+          <w:sz w:val="26"/>
+          <w:szCs w:val="26"/>
+        </w:rPr>
+        <w:t xml:space="preserve">Ngạch lương: </w:t>
+      </w:r>
+      <w:r>
+        <w:rPr>
+          <w:color w:val="000000" w:themeColor="text1"/>
+          <w:sz w:val="26"/>
+          <w:szCs w:val="26"/>
+        </w:rPr>
+        <w:t>[[NgachLuong]]</w:t>
+      </w:r>
+    </w:p>
+    <w:p>
+      <w:pPr>
+        <w:shd w:val="clear" w:color="auto" w:fill="FFFFFF" w:themeFill="background1"/>
+        <w:spacing w:after="0" w:line="312" w:lineRule="auto"/>
+        <w:ind w:firstLine="567"/>
+        <w:rPr>
+          <w:color w:val="000000" w:themeColor="text1"/>
+          <w:sz w:val="26"/>
+          <w:szCs w:val="26"/>
+        </w:rPr>
+      </w:pPr>
+      <w:r>
+        <w:rPr>
+          <w:color w:val="000000" w:themeColor="text1"/>
+          <w:sz w:val="26"/>
+          <w:szCs w:val="26"/>
+        </w:rPr>
+        <w:t xml:space="preserve">Nay tôi làm đơn này kính mong cấp ủy chi bộ chấp thuận cho tôi đi nước ngoài, cụ thể là tham gia hội thảo về </w:t>
+      </w:r>
+      <w:r>
+        <w:rPr>
+          <w:color w:val="000000" w:themeColor="text1"/>
+          <w:sz w:val="26"/>
+          <w:szCs w:val="26"/>
+        </w:rPr>
+        <w:t>[[</w:t>
+      </w:r>
+      <w:r>
+        <w:rPr>
+          <w:color w:val="000000" w:themeColor="text1"/>
+          <w:sz w:val="26"/>
+          <w:szCs w:val="26"/>
+        </w:rPr>
+        <w:t>TenLop</w:t>
+      </w:r>
+      <w:r>
+        <w:rPr>
+          <w:color w:val="000000" w:themeColor="text1"/>
+          <w:sz w:val="26"/>
+          <w:szCs w:val="26"/>
+        </w:rPr>
+        <w:t>]]</w:t>
+      </w:r>
+    </w:p>
+    <w:p>
+      <w:pPr>
+        <w:shd w:val="clear" w:color="auto" w:fill="FFFFFF" w:themeFill="background1"/>
+        <w:spacing w:after="0" w:line="312" w:lineRule="auto"/>
+        <w:ind w:firstLine="567"/>
+        <w:rPr>
+          <w:color w:val="000000" w:themeColor="text1"/>
+          <w:sz w:val="26"/>
+          <w:szCs w:val="26"/>
+        </w:rPr>
+      </w:pPr>
+      <w:r>
+        <w:rPr>
+          <w:color w:val="000000" w:themeColor="text1"/>
+          <w:sz w:val="26"/>
+          <w:szCs w:val="26"/>
+        </w:rPr>
+        <w:t>-Mục đích chuyến đi: Công tác</w:t>
+      </w:r>
+    </w:p>
+    <w:p>
+      <w:pPr>
+        <w:shd w:val="clear" w:color="auto" w:fill="FFFFFF" w:themeFill="background1"/>
+        <w:spacing w:after="0" w:line="312" w:lineRule="auto"/>
+        <w:ind w:firstLine="567"/>
+        <w:rPr>
+          <w:color w:val="000000" w:themeColor="text1"/>
+          <w:sz w:val="26"/>
+          <w:szCs w:val="26"/>
+        </w:rPr>
+      </w:pPr>
+      <w:r>
+        <w:rPr>
+          <w:color w:val="000000" w:themeColor="text1"/>
+          <w:sz w:val="26"/>
+          <w:szCs w:val="26"/>
+        </w:rPr>
+        <w:t>-Thời gian chuyến đi: từ ngày</w:t>
+      </w:r>
+      <w:r>
+        <w:rPr>
+          <w:color w:val="000000" w:themeColor="text1"/>
+          <w:sz w:val="26"/>
+          <w:szCs w:val="26"/>
+        </w:rPr>
+        <w:t xml:space="preserve"> [[CongTacTuNgay]]</w:t>
+      </w:r>
+      <w:r>
+        <w:rPr>
+          <w:color w:val="000000" w:themeColor="text1"/>
+          <w:sz w:val="26"/>
+          <w:szCs w:val="26"/>
+        </w:rPr>
+        <w:t xml:space="preserve"> đến ngày </w:t>
+      </w:r>
+      <w:r>
+        <w:rPr>
+          <w:color w:val="000000" w:themeColor="text1"/>
+          <w:sz w:val="26"/>
+          <w:szCs w:val="26"/>
+        </w:rPr>
+        <w:t>[[CongTacDenNgay]]</w:t>
+      </w:r>
+    </w:p>
+    <w:p>
+      <w:pPr>
+        <w:shd w:val="clear" w:color="auto" w:fill="FFFFFF" w:themeFill="background1"/>
+        <w:spacing w:after="0" w:line="312" w:lineRule="auto"/>
+        <w:ind w:firstLine="567"/>
+        <w:rPr>
+          <w:color w:val="000000" w:themeColor="text1"/>
+          <w:sz w:val="26"/>
+          <w:szCs w:val="26"/>
+        </w:rPr>
+      </w:pPr>
+      <w:r>
+        <w:rPr>
+          <w:color w:val="000000" w:themeColor="text1"/>
+          <w:sz w:val="26"/>
+          <w:szCs w:val="26"/>
+        </w:rPr>
+        <w:t xml:space="preserve">-Kinh phí chuyến đi: </w:t>
+      </w:r>
+      <w:r>
+        <w:rPr>
+          <w:color w:val="000000" w:themeColor="text1"/>
+          <w:sz w:val="26"/>
+          <w:szCs w:val="26"/>
+        </w:rPr>
+        <w:t>[[KinhPhiCongTac]]</w:t>
+      </w:r>
+    </w:p>
+    <w:p>
+      <w:pPr>
+        <w:shd w:val="clear" w:color="auto" w:fill="FFFFFF" w:themeFill="background1"/>
+        <w:spacing w:after="0" w:line="312" w:lineRule="auto"/>
+        <w:ind w:firstLine="567"/>
+        <w:rPr>
+          <w:color w:val="000000" w:themeColor="text1"/>
+          <w:sz w:val="26"/>
+          <w:szCs w:val="26"/>
+        </w:rPr>
+      </w:pPr>
+      <w:r>
+        <w:rPr>
+          <w:color w:val="000000" w:themeColor="text1"/>
+          <w:sz w:val="26"/>
+          <w:szCs w:val="26"/>
+        </w:rPr>
+        <w:t>-Những người đi cùng trong chuyến đi: Không có</w:t>
+      </w:r>
+    </w:p>
+    <w:p>
+      <w:pPr>
+        <w:shd w:val="clear" w:color="auto" w:fill="FFFFFF" w:themeFill="background1"/>
+        <w:spacing w:after="0" w:line="312" w:lineRule="auto"/>
+        <w:ind w:firstLine="567"/>
+        <w:jc w:val="both"/>
+        <w:rPr>
+          <w:color w:val="000000" w:themeColor="text1"/>
+          <w:sz w:val="26"/>
+          <w:szCs w:val="26"/>
+        </w:rPr>
+      </w:pPr>
+      <w:r>
+        <w:rPr>
+          <w:color w:val="000000" w:themeColor="text1"/>
+          <w:sz w:val="26"/>
+          <w:szCs w:val="26"/>
+        </w:rPr>
+        <w:t>Tôi cam đoan thông tin về việc đi nước ngoài trên đơn này là sự thật. Tôi sẽ nghiêm túc chấp hành các quy định của Đảng, Nhà nước về nhiệm vụ của đảng viên khi ở nước ngoài, không mang các tài liệu, thiết bị chứa thông tin mật của Đảng và Nhà nước ra nước ngoài. Không nói, phát biểu những điều trái với đường lối chủ trương của Đảng, Nhà nước.</w:t>
+      </w:r>
+    </w:p>
+    <w:p>
+      <w:pPr>
+        <w:shd w:val="clear" w:color="auto" w:fill="FFFFFF" w:themeFill="background1"/>
+        <w:spacing w:after="0"/>
+        <w:ind w:firstLine="720"/>
+        <w:rPr>
+          <w:color w:val="000000" w:themeColor="text1"/>
+          <w:sz w:val="26"/>
+          <w:szCs w:val="26"/>
+        </w:rPr>
+      </w:pPr>
+      <w:r>
+        <w:rPr>
+          <w:color w:val="000000" w:themeColor="text1"/>
+          <w:sz w:val="26"/>
+          <w:szCs w:val="26"/>
+        </w:rPr>
+        <w:t>Tôi xin chân thành cảm ơn!</w:t>
+      </w:r>
+    </w:p>
+    <w:p>
+      <w:pPr>
+        <w:shd w:val="clear" w:color="auto" w:fill="FFFFFF" w:themeFill="background1"/>
+        <w:spacing w:after="0"/>
+        <w:ind w:firstLine="720"/>
+        <w:rPr>
+          <w:color w:val="000000" w:themeColor="text1"/>
+          <w:sz w:val="26"/>
+          <w:szCs w:val="26"/>
+        </w:rPr>
+      </w:pPr>
+    </w:p>
+    <w:p>
+      <w:pPr>
+        <w:shd w:val="clear" w:color="auto" w:fill="FFFFFF" w:themeFill="background1"/>
+        <w:spacing w:after="0"/>
+        <w:jc w:val="right"/>
+        <w:rPr>
+          <w:color w:val="000000" w:themeColor="text1"/>
+          <w:sz w:val="26"/>
+          <w:szCs w:val="26"/>
+        </w:rPr>
+      </w:pPr>
+      <w:r>
+        <w:rPr>
+          <w:color w:val="000000" w:themeColor="text1"/>
+          <w:sz w:val="26"/>
+          <w:szCs w:val="26"/>
+        </w:rPr>
+        <w:t>[[</w:t>
+      </w:r>
+      <w:r>
+        <w:rPr>
+          <w:color w:val="000000" w:themeColor="text1"/>
+          <w:sz w:val="26"/>
+          <w:szCs w:val="26"/>
+        </w:rPr>
+        <w:t>NgayThangNamHienTaiDayDu</w:t>
+      </w:r>
+      <w:r>
+        <w:rPr>
+          <w:color w:val="000000" w:themeColor="text1"/>
+          <w:sz w:val="26"/>
+          <w:szCs w:val="26"/>
+        </w:rPr>
+        <w:t>]]</w:t>
+      </w:r>
+    </w:p>
+    <w:p>
+      <w:pPr>
+        <w:shd w:val="clear" w:color="auto" w:fill="FFFFFF" w:themeFill="background1"/>
+        <w:spacing w:after="0"/>
+        <w:ind w:left="5954" w:right="285" w:firstLine="142"/>
+        <w:jc w:val="center"/>
+        <w:rPr>
+          <w:color w:val="000000" w:themeColor="text1"/>
+          <w:sz w:val="26"/>
+          <w:szCs w:val="26"/>
+        </w:rPr>
+      </w:pPr>
+      <w:r>
+        <w:rPr>
+          <w:color w:val="000000" w:themeColor="text1"/>
+          <w:sz w:val="26"/>
+          <w:szCs w:val="26"/>
+        </w:rPr>
+        <w:t>Người viết đơn</w:t>
+      </w:r>
+      <w:r>
+        <w:rPr>
+          <w:color w:val="000000" w:themeColor="text1"/>
+          <w:sz w:val="26"/>
+          <w:szCs w:val="26"/>
+        </w:rPr>
+        <w:br/>
+        <w:t>(Ký và ghi rõ họ tên)</w:t>
+      </w:r>
+    </w:p>
+    <w:p>
+      <w:pPr>
+        <w:spacing w:after="0"/>
+      </w:pPr>
+    </w:p>
     <w:sectPr>
       <w:pgSz w:w="11907" w:h="16840" w:code="9"/>
       <w:pgMar w:top="1134" w:right="1134" w:bottom="1134" w:left="1701" w:header="720" w:footer="720" w:gutter="0"/>
@@ -13,8 +951,130 @@
 </w:document>
 </file>
 
+<file path=word/numbering.xml><?xml version="1.0" encoding="utf-8"?>
+<w:numbering xmlns:wpc="http://schemas.microsoft.com/office/word/2010/wordprocessingCanvas" xmlns:cx="http://schemas.microsoft.com/office/drawing/2014/chartex" xmlns:cx1="http://schemas.microsoft.com/office/drawing/2015/9/8/chartex" xmlns:cx2="http://schemas.microsoft.com/office/drawing/2015/10/21/chartex" xmlns:cx3="http://schemas.microsoft.com/office/drawing/2016/5/9/chartex" xmlns:cx4="http://schemas.microsoft.com/office/drawing/2016/5/10/chartex" xmlns:cx5="http://schemas.microsoft.com/office/drawing/2016/5/11/chartex" xmlns:cx6="http://schemas.microsoft.com/office/drawing/2016/5/12/chartex" xmlns:cx7="http://schemas.microsoft.com/office/drawing/2016/5/13/chartex" xmlns:cx8="http://schemas.microsoft.com/office/drawing/2016/5/14/chartex" xmlns:mc="http://schemas.openxmlformats.org/markup-compatibility/2006" xmlns:aink="http://schemas.microsoft.com/office/drawing/2016/ink" xmlns:am3d="http://schemas.microsoft.com/office/drawing/2017/model3d" xmlns:o="urn:schemas-microsoft-com:office:office" xmlns:oel="http://schemas.microsoft.com/office/2019/extlst" xmlns:r="http://schemas.openxmlformats.org/officeDocument/2006/relationships" xmlns:m="http://schemas.openxmlformats.org/officeDocument/2006/math" xmlns:v="urn:schemas-microsoft-com:vml" xmlns:wp14="http://schemas.microsoft.com/office/word/2010/wordprocessingDrawing" xmlns:wp="http://schemas.openxmlformats.org/drawingml/2006/wordprocessingDrawing" xmlns:w10="urn:schemas-microsoft-com:office:word" xmlns:w="http://schemas.openxmlformats.org/wordprocessingml/2006/main" xmlns:w14="http://schemas.microsoft.com/office/word/2010/wordml" xmlns:w15="http://schemas.microsoft.com/office/word/2012/wordml" xmlns:w16cex="http://schemas.microsoft.com/office/word/2018/wordml/cex" xmlns:w16cid="http://schemas.microsoft.com/office/word/2016/wordml/cid" xmlns:w16="http://schemas.microsoft.com/office/word/2018/wordml" xmlns:w16du="http://schemas.microsoft.com/office/word/2023/wordml/word16du" xmlns:w16sdtdh="http://schemas.microsoft.com/office/word/2020/wordml/sdtdatahash" xmlns:w16sdtfl="http://schemas.microsoft.com/office/word/2024/wordml/sdtformatlock" xmlns:w16se="http://schemas.microsoft.com/office/word/2015/wordml/symex" xmlns:wpg="http://schemas.microsoft.com/office/word/2010/wordprocessingGroup" xmlns:wpi="http://schemas.microsoft.com/office/word/2010/wordprocessingInk" xmlns:wne="http://schemas.microsoft.com/office/word/2006/wordml" xmlns:wps="http://schemas.microsoft.com/office/word/2010/wordprocessingShape" mc:Ignorable="w14 w15 w16se w16cid w16 w16cex w16sdtdh w16sdtfl w16du wp14">
+  <w:abstractNum w:abstractNumId="0" w15:restartNumberingAfterBreak="0">
+    <w:nsid w:val="0A423AFB"/>
+    <w:multiLevelType w:val="hybridMultilevel"/>
+    <w:tmpl w:val="C2408FDA"/>
+    <w:lvl w:ilvl="0" w:tplc="0F92B002">
+      <w:start w:val="3"/>
+      <w:numFmt w:val="bullet"/>
+      <w:lvlText w:val="-"/>
+      <w:lvlJc w:val="left"/>
+      <w:pPr>
+        <w:ind w:left="360" w:hanging="360"/>
+      </w:pPr>
+      <w:rPr>
+        <w:rFonts w:ascii="Times New Roman" w:eastAsiaTheme="minorEastAsia" w:hAnsi="Times New Roman" w:cs="Times New Roman" w:hint="default"/>
+        <w:b w:val="0"/>
+      </w:rPr>
+    </w:lvl>
+    <w:lvl w:ilvl="1" w:tplc="04090003" w:tentative="1">
+      <w:start w:val="1"/>
+      <w:numFmt w:val="bullet"/>
+      <w:lvlText w:val="o"/>
+      <w:lvlJc w:val="left"/>
+      <w:pPr>
+        <w:ind w:left="1080" w:hanging="360"/>
+      </w:pPr>
+      <w:rPr>
+        <w:rFonts w:ascii="Courier New" w:hAnsi="Courier New" w:cs="Courier New" w:hint="default"/>
+      </w:rPr>
+    </w:lvl>
+    <w:lvl w:ilvl="2" w:tplc="04090005" w:tentative="1">
+      <w:start w:val="1"/>
+      <w:numFmt w:val="bullet"/>
+      <w:lvlText w:val=""/>
+      <w:lvlJc w:val="left"/>
+      <w:pPr>
+        <w:ind w:left="1800" w:hanging="360"/>
+      </w:pPr>
+      <w:rPr>
+        <w:rFonts w:ascii="Wingdings" w:hAnsi="Wingdings" w:hint="default"/>
+      </w:rPr>
+    </w:lvl>
+    <w:lvl w:ilvl="3" w:tplc="04090001" w:tentative="1">
+      <w:start w:val="1"/>
+      <w:numFmt w:val="bullet"/>
+      <w:lvlText w:val=""/>
+      <w:lvlJc w:val="left"/>
+      <w:pPr>
+        <w:ind w:left="2520" w:hanging="360"/>
+      </w:pPr>
+      <w:rPr>
+        <w:rFonts w:ascii="Symbol" w:hAnsi="Symbol" w:hint="default"/>
+      </w:rPr>
+    </w:lvl>
+    <w:lvl w:ilvl="4" w:tplc="04090003" w:tentative="1">
+      <w:start w:val="1"/>
+      <w:numFmt w:val="bullet"/>
+      <w:lvlText w:val="o"/>
+      <w:lvlJc w:val="left"/>
+      <w:pPr>
+        <w:ind w:left="3240" w:hanging="360"/>
+      </w:pPr>
+      <w:rPr>
+        <w:rFonts w:ascii="Courier New" w:hAnsi="Courier New" w:cs="Courier New" w:hint="default"/>
+      </w:rPr>
+    </w:lvl>
+    <w:lvl w:ilvl="5" w:tplc="04090005" w:tentative="1">
+      <w:start w:val="1"/>
+      <w:numFmt w:val="bullet"/>
+      <w:lvlText w:val=""/>
+      <w:lvlJc w:val="left"/>
+      <w:pPr>
+        <w:ind w:left="3960" w:hanging="360"/>
+      </w:pPr>
+      <w:rPr>
+        <w:rFonts w:ascii="Wingdings" w:hAnsi="Wingdings" w:hint="default"/>
+      </w:rPr>
+    </w:lvl>
+    <w:lvl w:ilvl="6" w:tplc="04090001" w:tentative="1">
+      <w:start w:val="1"/>
+      <w:numFmt w:val="bullet"/>
+      <w:lvlText w:val=""/>
+      <w:lvlJc w:val="left"/>
+      <w:pPr>
+        <w:ind w:left="4680" w:hanging="360"/>
+      </w:pPr>
+      <w:rPr>
+        <w:rFonts w:ascii="Symbol" w:hAnsi="Symbol" w:hint="default"/>
+      </w:rPr>
+    </w:lvl>
+    <w:lvl w:ilvl="7" w:tplc="04090003" w:tentative="1">
+      <w:start w:val="1"/>
+      <w:numFmt w:val="bullet"/>
+      <w:lvlText w:val="o"/>
+      <w:lvlJc w:val="left"/>
+      <w:pPr>
+        <w:ind w:left="5400" w:hanging="360"/>
+      </w:pPr>
+      <w:rPr>
+        <w:rFonts w:ascii="Courier New" w:hAnsi="Courier New" w:cs="Courier New" w:hint="default"/>
+      </w:rPr>
+    </w:lvl>
+    <w:lvl w:ilvl="8" w:tplc="04090005" w:tentative="1">
+      <w:start w:val="1"/>
+      <w:numFmt w:val="bullet"/>
+      <w:lvlText w:val=""/>
+      <w:lvlJc w:val="left"/>
+      <w:pPr>
+        <w:ind w:left="6120" w:hanging="360"/>
+      </w:pPr>
+      <w:rPr>
+        <w:rFonts w:ascii="Wingdings" w:hAnsi="Wingdings" w:hint="default"/>
+      </w:rPr>
+    </w:lvl>
+  </w:abstractNum>
+  <w:num w:numId="1" w16cid:durableId="1890801228">
+    <w:abstractNumId w:val="0"/>
+  </w:num>
+</w:numbering>
+</file>
+
 <file path=word/styles.xml><?xml version="1.0" encoding="utf-8"?>
-<w:styles xmlns:mc="http://schemas.openxmlformats.org/markup-compatibility/2006" xmlns:r="http://schemas.openxmlformats.org/officeDocument/2006/relationships" xmlns:w="http://schemas.openxmlformats.org/wordprocessingml/2006/main" xmlns:w14="http://schemas.microsoft.com/office/word/2010/wordml" xmlns:w15="http://schemas.microsoft.com/office/word/2012/wordml" xmlns:w16cex="http://schemas.microsoft.com/office/word/2018/wordml/cex" xmlns:w16cid="http://schemas.microsoft.com/office/word/2016/wordml/cid" xmlns:w16="http://schemas.microsoft.com/office/word/2018/wordml" xmlns:w16sdtdh="http://schemas.microsoft.com/office/word/2020/wordml/sdtdatahash" xmlns:w16se="http://schemas.microsoft.com/office/word/2015/wordml/symex" mc:Ignorable="w14 w15 w16se w16cid w16 w16cex w16sdtdh">
+<w:styles xmlns:mc="http://schemas.openxmlformats.org/markup-compatibility/2006" xmlns:r="http://schemas.openxmlformats.org/officeDocument/2006/relationships" xmlns:w="http://schemas.openxmlformats.org/wordprocessingml/2006/main" xmlns:w14="http://schemas.microsoft.com/office/word/2010/wordml" xmlns:w15="http://schemas.microsoft.com/office/word/2012/wordml" xmlns:w16cex="http://schemas.microsoft.com/office/word/2018/wordml/cex" xmlns:w16cid="http://schemas.microsoft.com/office/word/2016/wordml/cid" xmlns:w16="http://schemas.microsoft.com/office/word/2018/wordml" xmlns:w16du="http://schemas.microsoft.com/office/word/2023/wordml/word16du" xmlns:w16sdtdh="http://schemas.microsoft.com/office/word/2020/wordml/sdtdatahash" xmlns:w16sdtfl="http://schemas.microsoft.com/office/word/2024/wordml/sdtformatlock" xmlns:w16se="http://schemas.microsoft.com/office/word/2015/wordml/symex" mc:Ignorable="w14 w15 w16se w16cid w16 w16cex w16sdtdh w16sdtfl w16du">
   <w:docDefaults>
     <w:rPrDefault>
       <w:rPr>
@@ -860,7 +1920,9 @@
   </w:style>
   <w:style w:type="paragraph" w:styleId="ListParagraph">
     <w:name w:val="List Paragraph"/>
+    <w:aliases w:val="bullet 1,bullet,List Paragraph11,List Paragraph2,Pictures"/>
     <w:basedOn w:val="Normal"/>
+    <w:link w:val="ListParagraphChar"/>
     <w:uiPriority w:val="34"/>
     <w:qFormat/>
     <w:rsid w:val="00C60E8A"/>
@@ -929,6 +1991,14 @@
       <w:color w:val="0F4761" w:themeColor="accent1" w:themeShade="BF"/>
       <w:spacing w:val="5"/>
     </w:rPr>
+  </w:style>
+  <w:style w:type="character" w:customStyle="1" w:styleId="ListParagraphChar">
+    <w:name w:val="List Paragraph Char"/>
+    <w:aliases w:val="bullet 1 Char,bullet Char,List Paragraph11 Char,List Paragraph2 Char,Pictures Char"/>
+    <w:basedOn w:val="DefaultParagraphFont"/>
+    <w:link w:val="ListParagraph"/>
+    <w:uiPriority w:val="34"/>
+    <w:rsid w:val="009F5C18"/>
   </w:style>
 </w:styles>
 </file>
